--- a/data/exports/kcet-biomolecules_revision_notes.docx
+++ b/data/exports/kcet-biomolecules_revision_notes.docx
@@ -189,7 +189,7 @@
                 <w:color w:val="2D3748"/>
                 <w:sz w:val="19"/>
               </w:rPr>
-              <w:t>Kcet Biomolecules - Core Application</w:t>
+              <w:t>Amino Acids, Peptide Bonds &amp; Nucleic Acids</w:t>
             </w:r>
           </w:p>
         </w:tc>
@@ -209,7 +209,7 @@
               <w:rPr>
                 <w:sz w:val="19"/>
               </w:rPr>
-              <w:t>27 PYQs</w:t>
+              <w:t>15 PYQs</w:t>
             </w:r>
           </w:p>
         </w:tc>
@@ -230,7 +230,94 @@
                 <w:color w:val="718096"/>
                 <w:sz w:val="19"/>
               </w:rPr>
-              <w:t>General Concept</w:t>
+              <w:t>Proteins &amp; DNA</w:t>
+            </w:r>
+          </w:p>
+        </w:tc>
+      </w:tr>
+      <w:tr>
+        <w:tc>
+          <w:tcPr>
+            <w:tcW w:type="dxa" w:w="2160"/>
+            <w:shd w:fill="FFFFFF"/>
+            <w:tcMar>
+              <w:top w:w="80" w:type="dxa"/>
+              <w:bottom w:w="80" w:type="dxa"/>
+              <w:left w:w="150" w:type="dxa"/>
+              <w:right w:w="150" w:type="dxa"/>
+            </w:tcMar>
+          </w:tcPr>
+          <w:p>
+            <w:r>
+              <w:rPr>
+                <w:b/>
+                <w:color w:val="2B6CB0"/>
+                <w:sz w:val="19"/>
+              </w:rPr>
+              <w:t>High</w:t>
+            </w:r>
+          </w:p>
+        </w:tc>
+        <w:tc>
+          <w:tcPr>
+            <w:tcW w:type="dxa" w:w="4320"/>
+            <w:shd w:fill="FFFFFF"/>
+            <w:tcMar>
+              <w:top w:w="80" w:type="dxa"/>
+              <w:bottom w:w="80" w:type="dxa"/>
+              <w:left w:w="150" w:type="dxa"/>
+              <w:right w:w="150" w:type="dxa"/>
+            </w:tcMar>
+          </w:tcPr>
+          <w:p>
+            <w:r>
+              <w:rPr>
+                <w:b/>
+                <w:color w:val="2D3748"/>
+                <w:sz w:val="19"/>
+              </w:rPr>
+              <w:t>Carbohydrates (Glucose, Fructose &amp; Glycosidic Linkage)</w:t>
+            </w:r>
+          </w:p>
+        </w:tc>
+        <w:tc>
+          <w:tcPr>
+            <w:tcW w:type="dxa" w:w="1728"/>
+            <w:shd w:fill="FFFFFF"/>
+            <w:tcMar>
+              <w:top w:w="80" w:type="dxa"/>
+              <w:bottom w:w="80" w:type="dxa"/>
+              <w:left w:w="150" w:type="dxa"/>
+              <w:right w:w="150" w:type="dxa"/>
+            </w:tcMar>
+          </w:tcPr>
+          <w:p>
+            <w:r>
+              <w:rPr>
+                <w:sz w:val="19"/>
+              </w:rPr>
+              <w:t>13 PYQs</w:t>
+            </w:r>
+          </w:p>
+        </w:tc>
+        <w:tc>
+          <w:tcPr>
+            <w:tcW w:type="dxa" w:w="1872"/>
+            <w:shd w:fill="FFFFFF"/>
+            <w:tcMar>
+              <w:top w:w="80" w:type="dxa"/>
+              <w:bottom w:w="80" w:type="dxa"/>
+              <w:left w:w="150" w:type="dxa"/>
+              <w:right w:w="150" w:type="dxa"/>
+            </w:tcMar>
+          </w:tcPr>
+          <w:p>
+            <w:r>
+              <w:rPr>
+                <w:color w:val="718096"/>
+                <w:sz w:val="19"/>
+              </w:rPr>
+              <w:t>Carbohydrates</w:t>
             </w:r>
           </w:p>
         </w:tc>
@@ -311,6 +398,98 @@
           </w:p>
         </w:tc>
       </w:tr>
+      <w:tr>
+        <w:tc>
+          <w:tcPr>
+            <w:tcW w:type="dxa" w:w="3600"/>
+            <w:shd w:fill="F7FAFC"/>
+            <w:tcMar>
+              <w:top w:w="100" w:type="dxa"/>
+              <w:bottom w:w="100" w:type="dxa"/>
+              <w:left w:w="150" w:type="dxa"/>
+              <w:right w:w="150" w:type="dxa"/>
+            </w:tcMar>
+          </w:tcPr>
+          <w:p>
+            <w:r>
+              <w:rPr>
+                <w:b/>
+                <w:color w:val="1A365D"/>
+                <w:sz w:val="19"/>
+              </w:rPr>
+              <w:t>Amino Acids, Peptide Bonds &amp; Nucleic Acids</w:t>
+            </w:r>
+          </w:p>
+        </w:tc>
+        <w:tc>
+          <w:tcPr>
+            <w:tcW w:type="dxa" w:w="6480"/>
+            <w:shd w:fill="F7FAFC"/>
+            <w:tcMar>
+              <w:top w:w="100" w:type="dxa"/>
+              <w:bottom w:w="100" w:type="dxa"/>
+              <w:left w:w="150" w:type="dxa"/>
+              <w:right w:w="150" w:type="dxa"/>
+            </w:tcMar>
+          </w:tcPr>
+          <w:p>
+            <w:r>
+              <w:rPr>
+                <w:rFonts w:ascii="Cambria Math" w:hAnsi="Cambria Math"/>
+                <w:color w:val="2D3748"/>
+                <w:sz w:val="19"/>
+              </w:rPr>
+              <w:t>\text{Peptide linkage: } -\text{CO-NH}-, \quad \text{Zwitterion: } \text{H}_3\text{N}^+-\text{CHR}-\text{COO}^-, \quad \text{DNA: } \text{A}=\text{T}, \; \text{G}\equiv\text{C}</w:t>
+            </w:r>
+          </w:p>
+        </w:tc>
+      </w:tr>
+      <w:tr>
+        <w:tc>
+          <w:tcPr>
+            <w:tcW w:type="dxa" w:w="3600"/>
+            <w:shd w:fill="FFFFFF"/>
+            <w:tcMar>
+              <w:top w:w="100" w:type="dxa"/>
+              <w:bottom w:w="100" w:type="dxa"/>
+              <w:left w:w="150" w:type="dxa"/>
+              <w:right w:w="150" w:type="dxa"/>
+            </w:tcMar>
+          </w:tcPr>
+          <w:p>
+            <w:r>
+              <w:rPr>
+                <w:b/>
+                <w:color w:val="1A365D"/>
+                <w:sz w:val="19"/>
+              </w:rPr>
+              <w:t>Carbohydrates (Glucose, Fructose &amp; Glycosidic Linkage)</w:t>
+            </w:r>
+          </w:p>
+        </w:tc>
+        <w:tc>
+          <w:tcPr>
+            <w:tcW w:type="dxa" w:w="6480"/>
+            <w:shd w:fill="FFFFFF"/>
+            <w:tcMar>
+              <w:top w:w="100" w:type="dxa"/>
+              <w:bottom w:w="100" w:type="dxa"/>
+              <w:left w:w="150" w:type="dxa"/>
+              <w:right w:w="150" w:type="dxa"/>
+            </w:tcMar>
+          </w:tcPr>
+          <w:p>
+            <w:r>
+              <w:rPr>
+                <w:rFonts w:ascii="Cambria Math" w:hAnsi="Cambria Math"/>
+                <w:color w:val="2D3748"/>
+                <w:sz w:val="19"/>
+              </w:rPr>
+              <w:t>\text{Sucrose (non-reducing)} \xrightarrow{\text{hydrolysis}} \text{D-(+)-glucose} + \text{D-(-)-fructose} \quad \text{(Invert sugar, levorotatory)}</w:t>
+            </w:r>
+          </w:p>
+        </w:tc>
+      </w:tr>
     </w:tbl>
     <w:p>
       <w:pPr>
@@ -338,7 +517,7 @@
           <w:color w:val="2B6CB0"/>
           <w:sz w:val="24"/>
         </w:rPr>
-        <w:t>3.1 Kcet Biomolecules - Core Application (Very High Yield — 27 PYQs)</w:t>
+        <w:t>3.1 Amino Acids, Peptide Bonds &amp; Nucleic Acids (Very High Yield — 15 PYQs)</w:t>
       </w:r>
     </w:p>
     <w:p>
@@ -353,7 +532,7 @@
         <w:rPr>
           <w:sz w:val="20"/>
         </w:rPr>
-        <w:t>Key problem pattern in Kcet Biomolecules.</w:t>
+        <w:t>Essential amino acids, zwitterionic dipolar character, protein denaturation, double-helix structure of DNA, and hydrogen-bonded base pairs.</w:t>
       </w:r>
     </w:p>
     <w:tbl>
@@ -391,7 +570,7 @@
                 <w:color w:val="2D3748"/>
                 <w:sz w:val="19"/>
               </w:rPr>
-              <w:t>Watch for algebraic and sign errors.</w:t>
+              <w:t>Denaturation destroys secondary, tertiary, and quaternary protein structures, but leaves the primary sequence (peptide bonds) INTACT.</w:t>
             </w:r>
           </w:p>
         </w:tc>
@@ -432,7 +611,7 @@
                 <w:color w:val="2D3748"/>
                 <w:sz w:val="19"/>
               </w:rPr>
-              <w:t>Verify dimensions and boundary conditions.</w:t>
+              <w:t>All naturally occurring α-amino acids are optically active EXCEPT Glycine (H_2N-CH_2-COOH), which is achiral.</w:t>
             </w:r>
           </w:p>
         </w:tc>
@@ -488,6 +667,187 @@
           <w:b/>
           <w:sz w:val="18"/>
         </w:rPr>
+        <w:t xml:space="preserve">[2026 Shift] Q#3 (MCQ): </w:t>
+      </w:r>
+      <w:r>
+        <w:rPr>
+          <w:sz w:val="18"/>
+        </w:rPr>
+        <w:t xml:space="preserve">"Match List-I with List-II List-I (Vitamins) List-II (Deficiency Diseases) (a) B_(1) (i) Convulsions (b) B_(2) (ii) RBC def..."  </w:t>
+      </w:r>
+      <w:r>
+        <w:rPr>
+          <w:b/>
+          <w:color w:val="2B6CB0"/>
+          <w:sz w:val="18"/>
+        </w:rPr>
+        <w:t>[Ans: N/A]</w:t>
+      </w:r>
+    </w:p>
+    <w:p>
+      <w:pPr>
+        <w:pStyle w:val="ListBullet"/>
+        <w:spacing w:after="40"/>
+      </w:pPr>
+      <w:r>
+        <w:rPr>
+          <w:b/>
+          <w:sz w:val="18"/>
+        </w:rPr>
+        <w:t xml:space="preserve">[2025 Shift] Q#1 (MCQ): </w:t>
+      </w:r>
+      <w:r>
+        <w:rPr>
+          <w:sz w:val="18"/>
+        </w:rPr>
+        <w:t xml:space="preserve">"The correct sequence of α -amino acids, hormone, vitamin, carbohydrates respectively is..."  </w:t>
+      </w:r>
+      <w:r>
+        <w:rPr>
+          <w:b/>
+          <w:color w:val="2B6CB0"/>
+          <w:sz w:val="18"/>
+        </w:rPr>
+        <w:t>[Ans: N/A]</w:t>
+      </w:r>
+    </w:p>
+    <w:p>
+      <w:pPr>
+        <w:spacing w:after="120"/>
+      </w:pPr>
+    </w:p>
+    <w:p>
+      <w:pPr>
+        <w:pStyle w:val="Heading2"/>
+      </w:pPr>
+      <w:r>
+        <w:rPr>
+          <w:color w:val="2B6CB0"/>
+          <w:sz w:val="24"/>
+        </w:rPr>
+        <w:t>3.2 Carbohydrates (Glucose, Fructose &amp; Glycosidic Linkage) (High Yield — 13 PYQs)</w:t>
+      </w:r>
+    </w:p>
+    <w:p>
+      <w:r>
+        <w:rPr>
+          <w:b/>
+          <w:sz w:val="20"/>
+        </w:rPr>
+        <w:t xml:space="preserve">Core Principle: </w:t>
+      </w:r>
+      <w:r>
+        <w:rPr>
+          <w:sz w:val="20"/>
+        </w:rPr>
+        <w:t>Structure of D-glucose and D-fructose, cyclic hemiacetals, anomeric carbons (α/β), reducing vs non-reducing sugars, and invert sugar.</w:t>
+      </w:r>
+    </w:p>
+    <w:tbl>
+      <w:tblPr>
+        <w:tblW w:type="auto" w:w="0"/>
+        <w:jc w:val="center"/>
+        <w:tblLook w:firstColumn="1" w:firstRow="1" w:lastColumn="0" w:lastRow="0" w:noHBand="0" w:noVBand="1" w:val="04A0"/>
+      </w:tblPr>
+      <w:tblGrid>
+        <w:gridCol w:w="10080"/>
+      </w:tblGrid>
+      <w:tr>
+        <w:tc>
+          <w:tcPr>
+            <w:tcW w:type="dxa" w:w="10080"/>
+            <w:shd w:fill="FFF5F5"/>
+            <w:tcMar>
+              <w:top w:w="100" w:type="dxa"/>
+              <w:bottom w:w="100" w:type="dxa"/>
+              <w:left w:w="150" w:type="dxa"/>
+              <w:right w:w="150" w:type="dxa"/>
+            </w:tcMar>
+          </w:tcPr>
+          <w:p>
+            <w:r>
+              <w:rPr>
+                <w:b/>
+                <w:color w:val="C53030"/>
+                <w:sz w:val="19"/>
+              </w:rPr>
+              <w:t xml:space="preserve">⚠️ Common Trap / JEE Pitfall: </w:t>
+            </w:r>
+            <w:r>
+              <w:rPr>
+                <w:color w:val="2D3748"/>
+                <w:sz w:val="19"/>
+              </w:rPr>
+              <w:t>Sucrose is a NON-REDUCING sugar because both reducing groups (hemiacetal -OH of glucose and hemiketal -OH of fructose) are tied in glycosidic linkage.</w:t>
+            </w:r>
+          </w:p>
+        </w:tc>
+      </w:tr>
+    </w:tbl>
+    <w:tbl>
+      <w:tblPr>
+        <w:tblW w:type="auto" w:w="0"/>
+        <w:jc w:val="center"/>
+        <w:tblLook w:firstColumn="1" w:firstRow="1" w:lastColumn="0" w:lastRow="0" w:noHBand="0" w:noVBand="1" w:val="04A0"/>
+      </w:tblPr>
+      <w:tblGrid>
+        <w:gridCol w:w="10080"/>
+      </w:tblGrid>
+      <w:tr>
+        <w:tc>
+          <w:tcPr>
+            <w:tcW w:type="dxa" w:w="10080"/>
+            <w:shd w:fill="F0FFF4"/>
+            <w:tcMar>
+              <w:top w:w="100" w:type="dxa"/>
+              <w:bottom w:w="100" w:type="dxa"/>
+              <w:left w:w="150" w:type="dxa"/>
+              <w:right w:w="150" w:type="dxa"/>
+            </w:tcMar>
+          </w:tcPr>
+          <w:p>
+            <w:r>
+              <w:rPr>
+                <w:b/>
+                <w:color w:val="276749"/>
+                <w:sz w:val="19"/>
+              </w:rPr>
+              <w:t xml:space="preserve">💡 Speed Hack / Trick: </w:t>
+            </w:r>
+            <w:r>
+              <w:rPr>
+                <w:color w:val="2D3748"/>
+                <w:sz w:val="19"/>
+              </w:rPr>
+              <w:t>Hydrolysis of dextrorotatory sucrose produces a levorotatory mixture because fructose has a larger specific rotation (-92.4°) than glucose (+52.5°).</w:t>
+            </w:r>
+          </w:p>
+        </w:tc>
+      </w:tr>
+    </w:tbl>
+    <w:p>
+      <w:pPr>
+        <w:spacing w:before="120" w:after="40"/>
+      </w:pPr>
+      <w:r>
+        <w:rPr>
+          <w:b/>
+          <w:color w:val="1A365D"/>
+          <w:sz w:val="19"/>
+        </w:rPr>
+        <w:t>Source PYQs testing this concept:</w:t>
+      </w:r>
+    </w:p>
+    <w:p>
+      <w:pPr>
+        <w:pStyle w:val="ListBullet"/>
+        <w:spacing w:after="40"/>
+      </w:pPr>
+      <w:r>
+        <w:rPr>
+          <w:b/>
+          <w:sz w:val="18"/>
+        </w:rPr>
         <w:t xml:space="preserve">[2026 Shift] Q#2 (MCQ): </w:t>
       </w:r>
       <w:r>
@@ -515,13 +875,40 @@
           <w:b/>
           <w:sz w:val="18"/>
         </w:rPr>
-        <w:t xml:space="preserve">[2026 Shift] Q#3 (MCQ): </w:t>
+        <w:t xml:space="preserve">[2025 Shift] Q#2 (MCQ): </w:t>
       </w:r>
       <w:r>
         <w:rPr>
           <w:sz w:val="18"/>
         </w:rPr>
-        <w:t xml:space="preserve">"Match List-I with List-II List-I (Vitamins) List-II (Deficiency Diseases) (a) B_(1) (i) Convulsions (b) B_(2) (ii) RBC def..."  </w:t>
+        <w:t xml:space="preserve">"Which examples of carbohydrates exhibit α- link, ( α- glycosidic link) in their structure?..."  </w:t>
+      </w:r>
+      <w:r>
+        <w:rPr>
+          <w:b/>
+          <w:color w:val="2B6CB0"/>
+          <w:sz w:val="18"/>
+        </w:rPr>
+        <w:t>[Ans: N/A]</w:t>
+      </w:r>
+    </w:p>
+    <w:p>
+      <w:pPr>
+        <w:pStyle w:val="ListBullet"/>
+        <w:spacing w:after="40"/>
+      </w:pPr>
+      <w:r>
+        <w:rPr>
+          <w:b/>
+          <w:sz w:val="18"/>
+        </w:rPr>
+        <w:t xml:space="preserve">[2025 Shift] Q#4 (MCQ): </w:t>
+      </w:r>
+      <w:r>
+        <w:rPr>
+          <w:sz w:val="18"/>
+        </w:rPr>
+        <w:t xml:space="preserve">"Match List-I with List-II for the following reaction pattern Glucose vec(→ ≤ ftarrow) Product $\longright..."  </w:t>
       </w:r>
       <w:r>
         <w:rPr>
@@ -660,6 +1047,127 @@
               <w:t>Solution Analysis:</w:t>
               <w:br/>
               <w:t>The incorrect statement is: Option C Glycylalanylglycine is a tripeptide made from three amino acid units: Glycine-Alanine-Glycine In a peptide, two amino acids join by one peptide bond, also called an amide linkage. So, for three amino acid units, the number of peptide bonds is: 3-1=2 Hence, glycylalanylglycine has only two amide linkages, not three. The other statements are correct: Methionine is an essential amino acid. Glycine does not show enantiomerism because its α -carbon has two hydrogen atoms, so it is not chiral. Valine exists as a zwitterion and shows amphoteric behaviour because it has both acidic (-COOH) and basic (-NH_(2)) groups. So the incorrect statement is: Option C: Glycylalanylglycine has three amide linkages</w:t>
+            </w:r>
+          </w:p>
+        </w:tc>
+      </w:tr>
+    </w:tbl>
+    <w:p>
+      <w:pPr>
+        <w:spacing w:after="120"/>
+      </w:pPr>
+    </w:p>
+    <w:p>
+      <w:pPr>
+        <w:spacing w:before="160" w:after="40"/>
+      </w:pPr>
+      <w:r>
+        <w:rPr>
+          <w:b/>
+          <w:color w:val="1A365D"/>
+          <w:sz w:val="22"/>
+        </w:rPr>
+        <w:t>Benchmark Problem 2: KCET 2026 (Q#2)</w:t>
+      </w:r>
+    </w:p>
+    <w:p>
+      <w:pPr>
+        <w:spacing w:after="80"/>
+      </w:pPr>
+      <w:r>
+        <w:rPr>
+          <w:sz w:val="20"/>
+        </w:rPr>
+        <w:t>Consider the following statements: Statement-I: All monosaccharides are reducing sugars. Statement-II: Sucrose can reduce ammoniacal silver nitrate solution. Choose the correct answer from the options given below.</w:t>
+      </w:r>
+    </w:p>
+    <w:p>
+      <w:pPr>
+        <w:pStyle w:val="ListBullet"/>
+        <w:spacing w:after="20"/>
+      </w:pPr>
+      <w:r>
+        <w:rPr>
+          <w:sz w:val="19"/>
+        </w:rPr>
+        <w:t>(A) Both Statement I and Statement II are correct</w:t>
+      </w:r>
+    </w:p>
+    <w:p>
+      <w:pPr>
+        <w:pStyle w:val="ListBullet"/>
+        <w:spacing w:after="20"/>
+      </w:pPr>
+      <w:r>
+        <w:rPr>
+          <w:sz w:val="19"/>
+        </w:rPr>
+        <w:t>(B) Both Statement I and Statement II are incorrect</w:t>
+      </w:r>
+    </w:p>
+    <w:p>
+      <w:pPr>
+        <w:pStyle w:val="ListBullet"/>
+        <w:spacing w:after="20"/>
+      </w:pPr>
+      <w:r>
+        <w:rPr>
+          <w:sz w:val="19"/>
+        </w:rPr>
+        <w:t>(C) Statement I is correct but Statement II is incorrect</w:t>
+      </w:r>
+    </w:p>
+    <w:p>
+      <w:pPr>
+        <w:pStyle w:val="ListBullet"/>
+        <w:spacing w:after="20"/>
+      </w:pPr>
+      <w:r>
+        <w:rPr>
+          <w:sz w:val="19"/>
+        </w:rPr>
+        <w:t>(D) Statement I is incorrect but Statement II is correct</w:t>
+      </w:r>
+    </w:p>
+    <w:tbl>
+      <w:tblPr>
+        <w:tblW w:type="auto" w:w="0"/>
+        <w:jc w:val="center"/>
+        <w:tblLook w:firstColumn="1" w:firstRow="1" w:lastColumn="0" w:lastRow="0" w:noHBand="0" w:noVBand="1" w:val="04A0"/>
+      </w:tblPr>
+      <w:tblGrid>
+        <w:gridCol w:w="10080"/>
+      </w:tblGrid>
+      <w:tr>
+        <w:tc>
+          <w:tcPr>
+            <w:tcW w:type="dxa" w:w="10080"/>
+            <w:shd w:fill="F7FAFC"/>
+            <w:tcMar>
+              <w:top w:w="100" w:type="dxa"/>
+              <w:bottom w:w="100" w:type="dxa"/>
+              <w:left w:w="150" w:type="dxa"/>
+              <w:right w:w="150" w:type="dxa"/>
+            </w:tcMar>
+          </w:tcPr>
+          <w:p>
+            <w:r>
+              <w:rPr>
+                <w:b/>
+                <w:color w:val="1A365D"/>
+                <w:sz w:val="19"/>
+              </w:rPr>
+              <w:t>Correct Answer: None</w:t>
+              <w:br/>
+            </w:r>
+            <w:r>
+              <w:rPr>
+                <w:color w:val="2D3748"/>
+                <w:sz w:val="18"/>
+              </w:rPr>
+              <w:t>Solution Analysis:</w:t>
+              <w:br/>
+              <w:t>Statement-I is correct. All monosaccharides are reducing sugars because they have a free aldehydic group or ketonic group, or they can form such a group in solution. So they can reduce reagents like Fehling’s solution and Tollens’ reagent. Statement-II is incorrect. Sucrose is a non-reducing sugar. In sucrose, the glycosidic linkage is formed between the anomeric carbon of glucose and the anomeric carbon of fructose. So, no free aldehydic or ketonic group is available to reduce ammoniacal silver nitrate solution, also called Tollens’ reagent. Hence, the correct answer is: Option C: Statement I is correct but Statement II is incorrect.</w:t>
             </w:r>
           </w:p>
         </w:tc>

--- a/data/exports/kcet-biomolecules_revision_notes.docx
+++ b/data/exports/kcet-biomolecules_revision_notes.docx
@@ -13,7 +13,7 @@
           <w:color w:val="1A365D"/>
           <w:sz w:val="44"/>
         </w:rPr>
-        <w:t>JEE MAIN REVISION MASTER: BIOMOLECULES 2026 3 QUESTIONS 5% WEIGHTAGE</w:t>
+        <w:t>JEE MAIN REVISION MASTER: BIOMOLECULES</w:t>
       </w:r>
     </w:p>
     <w:p>
@@ -189,7 +189,7 @@
                 <w:color w:val="2D3748"/>
                 <w:sz w:val="19"/>
               </w:rPr>
-              <w:t>Amino Acids, Peptide Bonds &amp; Nucleic Acids</w:t>
+              <w:t>Carbohydrates (Glucose, Fructose &amp; Glycosidic Linkage)</w:t>
             </w:r>
           </w:p>
         </w:tc>
@@ -209,7 +209,7 @@
               <w:rPr>
                 <w:sz w:val="19"/>
               </w:rPr>
-              <w:t>15 PYQs</w:t>
+              <w:t>16 PYQs</w:t>
             </w:r>
           </w:p>
         </w:tc>
@@ -230,7 +230,7 @@
                 <w:color w:val="718096"/>
                 <w:sz w:val="19"/>
               </w:rPr>
-              <w:t>Proteins &amp; DNA</w:t>
+              <w:t>Carbohydrates</w:t>
             </w:r>
           </w:p>
         </w:tc>
@@ -276,7 +276,7 @@
                 <w:color w:val="2D3748"/>
                 <w:sz w:val="19"/>
               </w:rPr>
-              <w:t>Carbohydrates (Glucose, Fructose &amp; Glycosidic Linkage)</w:t>
+              <w:t>Amino Acids, Peptide Bonds &amp; Nucleic Acids</w:t>
             </w:r>
           </w:p>
         </w:tc>
@@ -296,7 +296,7 @@
               <w:rPr>
                 <w:sz w:val="19"/>
               </w:rPr>
-              <w:t>13 PYQs</w:t>
+              <w:t>11 PYQs</w:t>
             </w:r>
           </w:p>
         </w:tc>
@@ -317,7 +317,7 @@
                 <w:color w:val="718096"/>
                 <w:sz w:val="19"/>
               </w:rPr>
-              <w:t>Carbohydrates</w:t>
+              <w:t>Proteins &amp; DNA</w:t>
             </w:r>
           </w:p>
         </w:tc>
@@ -417,7 +417,7 @@
                 <w:color w:val="1A365D"/>
                 <w:sz w:val="19"/>
               </w:rPr>
-              <w:t>Amino Acids, Peptide Bonds &amp; Nucleic Acids</w:t>
+              <w:t>Carbohydrates (Glucose, Fructose &amp; Glycosidic Linkage)</w:t>
             </w:r>
           </w:p>
         </w:tc>
@@ -439,7 +439,7 @@
                 <w:color w:val="2D3748"/>
                 <w:sz w:val="19"/>
               </w:rPr>
-              <w:t>\text{Peptide linkage: } -\text{CO-NH}-, \quad \text{Zwitterion: } \text{H}_3\text{N}^+-\text{CHR}-\text{COO}^-, \quad \text{DNA: } \text{A}=\text{T}, \; \text{G}\equiv\text{C}</w:t>
+              <w:t>\text{Sucrose (non-reducing)} \xrightarrow{\text{hydrolysis}} \text{D-(+)-glucose} + \text{D-(-)-fructose} \quad \text{(Invert sugar, levorotatory)}</w:t>
             </w:r>
           </w:p>
         </w:tc>
@@ -463,7 +463,7 @@
                 <w:color w:val="1A365D"/>
                 <w:sz w:val="19"/>
               </w:rPr>
-              <w:t>Carbohydrates (Glucose, Fructose &amp; Glycosidic Linkage)</w:t>
+              <w:t>Amino Acids, Peptide Bonds &amp; Nucleic Acids</w:t>
             </w:r>
           </w:p>
         </w:tc>
@@ -485,7 +485,7 @@
                 <w:color w:val="2D3748"/>
                 <w:sz w:val="19"/>
               </w:rPr>
-              <w:t>\text{Sucrose (non-reducing)} \xrightarrow{\text{hydrolysis}} \text{D-(+)-glucose} + \text{D-(-)-fructose} \quad \text{(Invert sugar, levorotatory)}</w:t>
+              <w:t>\text{Peptide linkage: } -\text{CO-NH}-, \quad \text{Zwitterion: } \text{H}_3\text{N}^+-\text{CHR}-\text{COO}^-, \quad \text{DNA: } \text{A}=\text{T}, \; \text{G}\equiv\text{C}</w:t>
             </w:r>
           </w:p>
         </w:tc>
@@ -517,7 +517,215 @@
           <w:color w:val="2B6CB0"/>
           <w:sz w:val="24"/>
         </w:rPr>
-        <w:t>3.1 Amino Acids, Peptide Bonds &amp; Nucleic Acids (Very High Yield — 15 PYQs)</w:t>
+        <w:t>3.1 Carbohydrates (Glucose, Fructose &amp; Glycosidic Linkage) (Very High Yield — 16 PYQs)</w:t>
+      </w:r>
+    </w:p>
+    <w:p>
+      <w:r>
+        <w:rPr>
+          <w:b/>
+          <w:sz w:val="20"/>
+        </w:rPr>
+        <w:t xml:space="preserve">Core Principle: </w:t>
+      </w:r>
+      <w:r>
+        <w:rPr>
+          <w:sz w:val="20"/>
+        </w:rPr>
+        <w:t>Structure of D-glucose and D-fructose, cyclic hemiacetals, anomeric carbons (α/β), reducing vs non-reducing sugars, and invert sugar.</w:t>
+      </w:r>
+    </w:p>
+    <w:tbl>
+      <w:tblPr>
+        <w:tblW w:type="auto" w:w="0"/>
+        <w:jc w:val="center"/>
+        <w:tblLook w:firstColumn="1" w:firstRow="1" w:lastColumn="0" w:lastRow="0" w:noHBand="0" w:noVBand="1" w:val="04A0"/>
+      </w:tblPr>
+      <w:tblGrid>
+        <w:gridCol w:w="10080"/>
+      </w:tblGrid>
+      <w:tr>
+        <w:tc>
+          <w:tcPr>
+            <w:tcW w:type="dxa" w:w="10080"/>
+            <w:shd w:fill="FFF5F5"/>
+            <w:tcMar>
+              <w:top w:w="100" w:type="dxa"/>
+              <w:bottom w:w="100" w:type="dxa"/>
+              <w:left w:w="150" w:type="dxa"/>
+              <w:right w:w="150" w:type="dxa"/>
+            </w:tcMar>
+          </w:tcPr>
+          <w:p>
+            <w:r>
+              <w:rPr>
+                <w:b/>
+                <w:color w:val="C53030"/>
+                <w:sz w:val="19"/>
+              </w:rPr>
+              <w:t xml:space="preserve">⚠️ Common Trap / JEE Pitfall: </w:t>
+            </w:r>
+            <w:r>
+              <w:rPr>
+                <w:color w:val="2D3748"/>
+                <w:sz w:val="19"/>
+              </w:rPr>
+              <w:t>Sucrose is a NON-REDUCING sugar because both reducing groups (hemiacetal -OH of glucose and hemiketal -OH of fructose) are tied in glycosidic linkage.</w:t>
+            </w:r>
+          </w:p>
+        </w:tc>
+      </w:tr>
+    </w:tbl>
+    <w:tbl>
+      <w:tblPr>
+        <w:tblW w:type="auto" w:w="0"/>
+        <w:jc w:val="center"/>
+        <w:tblLook w:firstColumn="1" w:firstRow="1" w:lastColumn="0" w:lastRow="0" w:noHBand="0" w:noVBand="1" w:val="04A0"/>
+      </w:tblPr>
+      <w:tblGrid>
+        <w:gridCol w:w="10080"/>
+      </w:tblGrid>
+      <w:tr>
+        <w:tc>
+          <w:tcPr>
+            <w:tcW w:type="dxa" w:w="10080"/>
+            <w:shd w:fill="F0FFF4"/>
+            <w:tcMar>
+              <w:top w:w="100" w:type="dxa"/>
+              <w:bottom w:w="100" w:type="dxa"/>
+              <w:left w:w="150" w:type="dxa"/>
+              <w:right w:w="150" w:type="dxa"/>
+            </w:tcMar>
+          </w:tcPr>
+          <w:p>
+            <w:r>
+              <w:rPr>
+                <w:b/>
+                <w:color w:val="276749"/>
+                <w:sz w:val="19"/>
+              </w:rPr>
+              <w:t xml:space="preserve">💡 Speed Hack / Trick: </w:t>
+            </w:r>
+            <w:r>
+              <w:rPr>
+                <w:color w:val="2D3748"/>
+                <w:sz w:val="19"/>
+              </w:rPr>
+              <w:t>Hydrolysis of dextrorotatory sucrose produces a levorotatory mixture because fructose has a larger specific rotation (-92.4°) than glucose (+52.5°).</w:t>
+            </w:r>
+          </w:p>
+        </w:tc>
+      </w:tr>
+    </w:tbl>
+    <w:p>
+      <w:pPr>
+        <w:spacing w:before="120" w:after="40"/>
+      </w:pPr>
+      <w:r>
+        <w:rPr>
+          <w:b/>
+          <w:color w:val="1A365D"/>
+          <w:sz w:val="19"/>
+        </w:rPr>
+        <w:t>Source PYQs testing this concept:</w:t>
+      </w:r>
+    </w:p>
+    <w:p>
+      <w:pPr>
+        <w:pStyle w:val="ListBullet"/>
+        <w:spacing w:after="40"/>
+      </w:pPr>
+      <w:r>
+        <w:rPr>
+          <w:b/>
+          <w:sz w:val="18"/>
+        </w:rPr>
+        <w:t xml:space="preserve">[2026 Shift] Q#2 (MCQ): </w:t>
+      </w:r>
+      <w:r>
+        <w:rPr>
+          <w:sz w:val="18"/>
+        </w:rPr>
+        <w:t xml:space="preserve">"Consider the following statements: Statement-I: All monosaccharides are reducing sugars. Statement-II: Sucrose can reduce ammoniacal silver ..."  </w:t>
+      </w:r>
+      <w:r>
+        <w:rPr>
+          <w:b/>
+          <w:color w:val="2B6CB0"/>
+          <w:sz w:val="18"/>
+        </w:rPr>
+        <w:t>[Ans: N/A]</w:t>
+      </w:r>
+    </w:p>
+    <w:p>
+      <w:pPr>
+        <w:pStyle w:val="ListBullet"/>
+        <w:spacing w:after="40"/>
+      </w:pPr>
+      <w:r>
+        <w:rPr>
+          <w:b/>
+          <w:sz w:val="18"/>
+        </w:rPr>
+        <w:t xml:space="preserve">[2026 Shift] Q#3 (MCQ): </w:t>
+      </w:r>
+      <w:r>
+        <w:rPr>
+          <w:sz w:val="18"/>
+        </w:rPr>
+        <w:t xml:space="preserve">"Match List-I with List-II List-I (Vitamins) List-II (Deficiency Diseases) (a) B_(1) (i) Convulsions (b) B_(2) (ii) RBC def..."  </w:t>
+      </w:r>
+      <w:r>
+        <w:rPr>
+          <w:b/>
+          <w:color w:val="2B6CB0"/>
+          <w:sz w:val="18"/>
+        </w:rPr>
+        <w:t>[Ans: N/A]</w:t>
+      </w:r>
+    </w:p>
+    <w:p>
+      <w:pPr>
+        <w:pStyle w:val="ListBullet"/>
+        <w:spacing w:after="40"/>
+      </w:pPr>
+      <w:r>
+        <w:rPr>
+          <w:b/>
+          <w:sz w:val="18"/>
+        </w:rPr>
+        <w:t xml:space="preserve">[2025 Shift] Q#2 (MCQ): </w:t>
+      </w:r>
+      <w:r>
+        <w:rPr>
+          <w:sz w:val="18"/>
+        </w:rPr>
+        <w:t xml:space="preserve">"Which examples of carbohydrates exhibit α- link, ( α- glycosidic link) in their structure?..."  </w:t>
+      </w:r>
+      <w:r>
+        <w:rPr>
+          <w:b/>
+          <w:color w:val="2B6CB0"/>
+          <w:sz w:val="18"/>
+        </w:rPr>
+        <w:t>[Ans: N/A]</w:t>
+      </w:r>
+    </w:p>
+    <w:p>
+      <w:pPr>
+        <w:spacing w:after="120"/>
+      </w:pPr>
+    </w:p>
+    <w:p>
+      <w:pPr>
+        <w:pStyle w:val="Heading2"/>
+      </w:pPr>
+      <w:r>
+        <w:rPr>
+          <w:color w:val="2B6CB0"/>
+          <w:sz w:val="24"/>
+        </w:rPr>
+        <w:t>3.2 Amino Acids, Peptide Bonds &amp; Nucleic Acids (High Yield — 11 PYQs)</w:t>
       </w:r>
     </w:p>
     <w:p>
@@ -667,13 +875,13 @@
           <w:b/>
           <w:sz w:val="18"/>
         </w:rPr>
-        <w:t xml:space="preserve">[2026 Shift] Q#3 (MCQ): </w:t>
+        <w:t xml:space="preserve">[2025 Shift] Q#1 (MCQ): </w:t>
       </w:r>
       <w:r>
         <w:rPr>
           <w:sz w:val="18"/>
         </w:rPr>
-        <w:t xml:space="preserve">"Match List-I with List-II List-I (Vitamins) List-II (Deficiency Diseases) (a) B_(1) (i) Convulsions (b) B_(2) (ii) RBC def..."  </w:t>
+        <w:t xml:space="preserve">"The correct sequence of α -amino acids, hormone, vitamin, carbohydrates respectively is..."  </w:t>
       </w:r>
       <w:r>
         <w:rPr>
@@ -694,221 +902,13 @@
           <w:b/>
           <w:sz w:val="18"/>
         </w:rPr>
-        <w:t xml:space="preserve">[2025 Shift] Q#1 (MCQ): </w:t>
+        <w:t xml:space="preserve">[2024 Shift] Q#3 (MCQ): </w:t>
       </w:r>
       <w:r>
         <w:rPr>
           <w:sz w:val="18"/>
         </w:rPr>
-        <w:t xml:space="preserve">"The correct sequence of α -amino acids, hormone, vitamin, carbohydrates respectively is..."  </w:t>
-      </w:r>
-      <w:r>
-        <w:rPr>
-          <w:b/>
-          <w:color w:val="2B6CB0"/>
-          <w:sz w:val="18"/>
-        </w:rPr>
-        <w:t>[Ans: N/A]</w:t>
-      </w:r>
-    </w:p>
-    <w:p>
-      <w:pPr>
-        <w:spacing w:after="120"/>
-      </w:pPr>
-    </w:p>
-    <w:p>
-      <w:pPr>
-        <w:pStyle w:val="Heading2"/>
-      </w:pPr>
-      <w:r>
-        <w:rPr>
-          <w:color w:val="2B6CB0"/>
-          <w:sz w:val="24"/>
-        </w:rPr>
-        <w:t>3.2 Carbohydrates (Glucose, Fructose &amp; Glycosidic Linkage) (High Yield — 13 PYQs)</w:t>
-      </w:r>
-    </w:p>
-    <w:p>
-      <w:r>
-        <w:rPr>
-          <w:b/>
-          <w:sz w:val="20"/>
-        </w:rPr>
-        <w:t xml:space="preserve">Core Principle: </w:t>
-      </w:r>
-      <w:r>
-        <w:rPr>
-          <w:sz w:val="20"/>
-        </w:rPr>
-        <w:t>Structure of D-glucose and D-fructose, cyclic hemiacetals, anomeric carbons (α/β), reducing vs non-reducing sugars, and invert sugar.</w:t>
-      </w:r>
-    </w:p>
-    <w:tbl>
-      <w:tblPr>
-        <w:tblW w:type="auto" w:w="0"/>
-        <w:jc w:val="center"/>
-        <w:tblLook w:firstColumn="1" w:firstRow="1" w:lastColumn="0" w:lastRow="0" w:noHBand="0" w:noVBand="1" w:val="04A0"/>
-      </w:tblPr>
-      <w:tblGrid>
-        <w:gridCol w:w="10080"/>
-      </w:tblGrid>
-      <w:tr>
-        <w:tc>
-          <w:tcPr>
-            <w:tcW w:type="dxa" w:w="10080"/>
-            <w:shd w:fill="FFF5F5"/>
-            <w:tcMar>
-              <w:top w:w="100" w:type="dxa"/>
-              <w:bottom w:w="100" w:type="dxa"/>
-              <w:left w:w="150" w:type="dxa"/>
-              <w:right w:w="150" w:type="dxa"/>
-            </w:tcMar>
-          </w:tcPr>
-          <w:p>
-            <w:r>
-              <w:rPr>
-                <w:b/>
-                <w:color w:val="C53030"/>
-                <w:sz w:val="19"/>
-              </w:rPr>
-              <w:t xml:space="preserve">⚠️ Common Trap / JEE Pitfall: </w:t>
-            </w:r>
-            <w:r>
-              <w:rPr>
-                <w:color w:val="2D3748"/>
-                <w:sz w:val="19"/>
-              </w:rPr>
-              <w:t>Sucrose is a NON-REDUCING sugar because both reducing groups (hemiacetal -OH of glucose and hemiketal -OH of fructose) are tied in glycosidic linkage.</w:t>
-            </w:r>
-          </w:p>
-        </w:tc>
-      </w:tr>
-    </w:tbl>
-    <w:tbl>
-      <w:tblPr>
-        <w:tblW w:type="auto" w:w="0"/>
-        <w:jc w:val="center"/>
-        <w:tblLook w:firstColumn="1" w:firstRow="1" w:lastColumn="0" w:lastRow="0" w:noHBand="0" w:noVBand="1" w:val="04A0"/>
-      </w:tblPr>
-      <w:tblGrid>
-        <w:gridCol w:w="10080"/>
-      </w:tblGrid>
-      <w:tr>
-        <w:tc>
-          <w:tcPr>
-            <w:tcW w:type="dxa" w:w="10080"/>
-            <w:shd w:fill="F0FFF4"/>
-            <w:tcMar>
-              <w:top w:w="100" w:type="dxa"/>
-              <w:bottom w:w="100" w:type="dxa"/>
-              <w:left w:w="150" w:type="dxa"/>
-              <w:right w:w="150" w:type="dxa"/>
-            </w:tcMar>
-          </w:tcPr>
-          <w:p>
-            <w:r>
-              <w:rPr>
-                <w:b/>
-                <w:color w:val="276749"/>
-                <w:sz w:val="19"/>
-              </w:rPr>
-              <w:t xml:space="preserve">💡 Speed Hack / Trick: </w:t>
-            </w:r>
-            <w:r>
-              <w:rPr>
-                <w:color w:val="2D3748"/>
-                <w:sz w:val="19"/>
-              </w:rPr>
-              <w:t>Hydrolysis of dextrorotatory sucrose produces a levorotatory mixture because fructose has a larger specific rotation (-92.4°) than glucose (+52.5°).</w:t>
-            </w:r>
-          </w:p>
-        </w:tc>
-      </w:tr>
-    </w:tbl>
-    <w:p>
-      <w:pPr>
-        <w:spacing w:before="120" w:after="40"/>
-      </w:pPr>
-      <w:r>
-        <w:rPr>
-          <w:b/>
-          <w:color w:val="1A365D"/>
-          <w:sz w:val="19"/>
-        </w:rPr>
-        <w:t>Source PYQs testing this concept:</w:t>
-      </w:r>
-    </w:p>
-    <w:p>
-      <w:pPr>
-        <w:pStyle w:val="ListBullet"/>
-        <w:spacing w:after="40"/>
-      </w:pPr>
-      <w:r>
-        <w:rPr>
-          <w:b/>
-          <w:sz w:val="18"/>
-        </w:rPr>
-        <w:t xml:space="preserve">[2026 Shift] Q#2 (MCQ): </w:t>
-      </w:r>
-      <w:r>
-        <w:rPr>
-          <w:sz w:val="18"/>
-        </w:rPr>
-        <w:t xml:space="preserve">"Consider the following statements: Statement-I: All monosaccharides are reducing sugars. Statement-II: Sucrose can reduce ammoniacal silver ..."  </w:t>
-      </w:r>
-      <w:r>
-        <w:rPr>
-          <w:b/>
-          <w:color w:val="2B6CB0"/>
-          <w:sz w:val="18"/>
-        </w:rPr>
-        <w:t>[Ans: N/A]</w:t>
-      </w:r>
-    </w:p>
-    <w:p>
-      <w:pPr>
-        <w:pStyle w:val="ListBullet"/>
-        <w:spacing w:after="40"/>
-      </w:pPr>
-      <w:r>
-        <w:rPr>
-          <w:b/>
-          <w:sz w:val="18"/>
-        </w:rPr>
-        <w:t xml:space="preserve">[2025 Shift] Q#2 (MCQ): </w:t>
-      </w:r>
-      <w:r>
-        <w:rPr>
-          <w:sz w:val="18"/>
-        </w:rPr>
-        <w:t xml:space="preserve">"Which examples of carbohydrates exhibit α- link, ( α- glycosidic link) in their structure?..."  </w:t>
-      </w:r>
-      <w:r>
-        <w:rPr>
-          <w:b/>
-          <w:color w:val="2B6CB0"/>
-          <w:sz w:val="18"/>
-        </w:rPr>
-        <w:t>[Ans: N/A]</w:t>
-      </w:r>
-    </w:p>
-    <w:p>
-      <w:pPr>
-        <w:pStyle w:val="ListBullet"/>
-        <w:spacing w:after="40"/>
-      </w:pPr>
-      <w:r>
-        <w:rPr>
-          <w:b/>
-          <w:sz w:val="18"/>
-        </w:rPr>
-        <w:t xml:space="preserve">[2025 Shift] Q#4 (MCQ): </w:t>
-      </w:r>
-      <w:r>
-        <w:rPr>
-          <w:sz w:val="18"/>
-        </w:rPr>
-        <w:t xml:space="preserve">"Match List-I with List-II for the following reaction pattern Glucose vec(→ ≤ ftarrow) Product $\longright..."  </w:t>
+        <w:t xml:space="preserve">"The type of linkage present between nucleotides is..."  </w:t>
       </w:r>
       <w:r>
         <w:rPr>

--- a/data/exports/kcet-biomolecules_revision_notes.docx
+++ b/data/exports/kcet-biomolecules_revision_notes.docx
@@ -189,7 +189,7 @@
                 <w:color w:val="2D3748"/>
                 <w:sz w:val="19"/>
               </w:rPr>
-              <w:t>Carbohydrates (Glucose, Fructose &amp; Glycosidic Linkage)</w:t>
+              <w:t>Amino Acids, Proteins &amp; Nucleic Acids</w:t>
             </w:r>
           </w:p>
         </w:tc>
@@ -209,7 +209,7 @@
               <w:rPr>
                 <w:sz w:val="19"/>
               </w:rPr>
-              <w:t>16 PYQs</w:t>
+              <w:t>19 PYQs</w:t>
             </w:r>
           </w:p>
         </w:tc>
@@ -230,7 +230,7 @@
                 <w:color w:val="718096"/>
                 <w:sz w:val="19"/>
               </w:rPr>
-              <w:t>Carbohydrates</w:t>
+              <w:t>Proteins &amp; Genetics</w:t>
             </w:r>
           </w:p>
         </w:tc>
@@ -276,7 +276,7 @@
                 <w:color w:val="2D3748"/>
                 <w:sz w:val="19"/>
               </w:rPr>
-              <w:t>Amino Acids, Peptide Bonds &amp; Nucleic Acids</w:t>
+              <w:t>Carbohydrates: Monosaccharides, Disaccharides &amp; Glycosidic Linkages</w:t>
             </w:r>
           </w:p>
         </w:tc>
@@ -296,7 +296,7 @@
               <w:rPr>
                 <w:sz w:val="19"/>
               </w:rPr>
-              <w:t>11 PYQs</w:t>
+              <w:t>8 PYQs</w:t>
             </w:r>
           </w:p>
         </w:tc>
@@ -317,7 +317,7 @@
                 <w:color w:val="718096"/>
                 <w:sz w:val="19"/>
               </w:rPr>
-              <w:t>Proteins &amp; DNA</w:t>
+              <w:t>Carbohydrates</w:t>
             </w:r>
           </w:p>
         </w:tc>
@@ -417,7 +417,7 @@
                 <w:color w:val="1A365D"/>
                 <w:sz w:val="19"/>
               </w:rPr>
-              <w:t>Carbohydrates (Glucose, Fructose &amp; Glycosidic Linkage)</w:t>
+              <w:t>Amino Acids, Proteins &amp; Nucleic Acids</w:t>
             </w:r>
           </w:p>
         </w:tc>
@@ -439,7 +439,7 @@
                 <w:color w:val="2D3748"/>
                 <w:sz w:val="19"/>
               </w:rPr>
-              <w:t>\text{Sucrose (non-reducing)} \xrightarrow{\text{hydrolysis}} \text{D-(+)-glucose} + \text{D-(-)-fructose} \quad \text{(Invert sugar, levorotatory)}</w:t>
+              <w:t>\text{Chargaff's Rule: } [A] = [T], \quad [G] = [C], \quad \text{Nucleotide} = \text{Base} + \text{Sugar} + \text{Phosphate}</w:t>
             </w:r>
           </w:p>
         </w:tc>
@@ -463,7 +463,7 @@
                 <w:color w:val="1A365D"/>
                 <w:sz w:val="19"/>
               </w:rPr>
-              <w:t>Amino Acids, Peptide Bonds &amp; Nucleic Acids</w:t>
+              <w:t>Carbohydrates: Monosaccharides, Disaccharides &amp; Glycosidic Linkages</w:t>
             </w:r>
           </w:p>
         </w:tc>
@@ -485,7 +485,7 @@
                 <w:color w:val="2D3748"/>
                 <w:sz w:val="19"/>
               </w:rPr>
-              <w:t>\text{Peptide linkage: } -\text{CO-NH}-, \quad \text{Zwitterion: } \text{H}_3\text{N}^+-\text{CHR}-\text{COO}^-, \quad \text{DNA: } \text{A}=\text{T}, \; \text{G}\equiv\text{C}</w:t>
+              <w:t>\text{Sucrose: Non-reducing disaccharide} \ (\alpha\text{-glucose} + \beta\text{-fructose} \ \text{via } C_1-C_2 \ \text{linkage})</w:t>
             </w:r>
           </w:p>
         </w:tc>
@@ -517,7 +517,7 @@
           <w:color w:val="2B6CB0"/>
           <w:sz w:val="24"/>
         </w:rPr>
-        <w:t>3.1 Carbohydrates (Glucose, Fructose &amp; Glycosidic Linkage) (Very High Yield — 16 PYQs)</w:t>
+        <w:t>3.1 Amino Acids, Proteins &amp; Nucleic Acids (Very High Yield — 19 PYQs)</w:t>
       </w:r>
     </w:p>
     <w:p>
@@ -532,7 +532,7 @@
         <w:rPr>
           <w:sz w:val="20"/>
         </w:rPr>
-        <w:t>Structure of D-glucose and D-fructose, cyclic hemiacetals, anomeric carbons (α/β), reducing vs non-reducing sugars, and invert sugar.</w:t>
+        <w:t>Amino acids exist as dipolar zwitterions. Glycine is the only optically INACTIVE natural amino acid (no chiral carbon). Peptide bond is -CO-NH-. Denaturation of proteins destroys secondary and tertiary structures (coagulation of egg white), but leaves primary structure intact. DNA contains bases Adenine (A), Guanine (G), Cytosine (C), Thymine (T); RNA contains Uracil (U) instead of Thymine. Chargaff's rule in DNA: A = T (2 hydrogen bonds) and G ≡ C (3 hydrogen bonds).</w:t>
       </w:r>
     </w:p>
     <w:tbl>
@@ -570,7 +570,7 @@
                 <w:color w:val="2D3748"/>
                 <w:sz w:val="19"/>
               </w:rPr>
-              <w:t>Sucrose is a NON-REDUCING sugar because both reducing groups (hemiacetal -OH of glucose and hemiketal -OH of fructose) are tied in glycosidic linkage.</w:t>
+              <w:t>In denaturation of proteins, primary structure (the sequence of amino acids) remains completely UNCHANGED!</w:t>
             </w:r>
           </w:p>
         </w:tc>
@@ -611,7 +611,215 @@
                 <w:color w:val="2D3748"/>
                 <w:sz w:val="19"/>
               </w:rPr>
-              <w:t>Hydrolysis of dextrorotatory sucrose produces a levorotatory mixture because fructose has a larger specific rotation (-92.4°) than glucose (+52.5°).</w:t>
+              <w:t>Water-soluble vitamins are Vitamin B-complex and Vitamin C (cannot be stored in body, excreted in urine); Fat-soluble vitamins are A, D, E, and K (ADEK).</w:t>
+            </w:r>
+          </w:p>
+        </w:tc>
+      </w:tr>
+    </w:tbl>
+    <w:p>
+      <w:pPr>
+        <w:spacing w:before="120" w:after="40"/>
+      </w:pPr>
+      <w:r>
+        <w:rPr>
+          <w:b/>
+          <w:color w:val="1A365D"/>
+          <w:sz w:val="19"/>
+        </w:rPr>
+        <w:t>Source PYQs testing this concept:</w:t>
+      </w:r>
+    </w:p>
+    <w:p>
+      <w:pPr>
+        <w:pStyle w:val="ListBullet"/>
+        <w:spacing w:after="40"/>
+      </w:pPr>
+      <w:r>
+        <w:rPr>
+          <w:b/>
+          <w:sz w:val="18"/>
+        </w:rPr>
+        <w:t xml:space="preserve">[2026 Shift] Q#1 (MCQ): </w:t>
+      </w:r>
+      <w:r>
+        <w:rPr>
+          <w:sz w:val="18"/>
+        </w:rPr>
+        <w:t xml:space="preserve">"Incorrect statement about α -amino acids of proteins among the following is..."  </w:t>
+      </w:r>
+      <w:r>
+        <w:rPr>
+          <w:b/>
+          <w:color w:val="2B6CB0"/>
+          <w:sz w:val="18"/>
+        </w:rPr>
+        <w:t>[Ans: N/A]</w:t>
+      </w:r>
+    </w:p>
+    <w:p>
+      <w:pPr>
+        <w:pStyle w:val="ListBullet"/>
+        <w:spacing w:after="40"/>
+      </w:pPr>
+      <w:r>
+        <w:rPr>
+          <w:b/>
+          <w:sz w:val="18"/>
+        </w:rPr>
+        <w:t xml:space="preserve">[2026 Shift] Q#3 (MCQ): </w:t>
+      </w:r>
+      <w:r>
+        <w:rPr>
+          <w:sz w:val="18"/>
+        </w:rPr>
+        <w:t xml:space="preserve">"Match List-I with List-II List-I (Vitamins) List-II (Deficiency Diseases) (a) B_(1) (i) Convulsions (b) B_(2) (ii) RBC def..."  </w:t>
+      </w:r>
+      <w:r>
+        <w:rPr>
+          <w:b/>
+          <w:color w:val="2B6CB0"/>
+          <w:sz w:val="18"/>
+        </w:rPr>
+        <w:t>[Ans: N/A]</w:t>
+      </w:r>
+    </w:p>
+    <w:p>
+      <w:pPr>
+        <w:pStyle w:val="ListBullet"/>
+        <w:spacing w:after="40"/>
+      </w:pPr>
+      <w:r>
+        <w:rPr>
+          <w:b/>
+          <w:sz w:val="18"/>
+        </w:rPr>
+        <w:t xml:space="preserve">[2025 Shift] Q#1 (MCQ): </w:t>
+      </w:r>
+      <w:r>
+        <w:rPr>
+          <w:sz w:val="18"/>
+        </w:rPr>
+        <w:t xml:space="preserve">"The correct sequence of α -amino acids, hormone, vitamin, carbohydrates respectively is..."  </w:t>
+      </w:r>
+      <w:r>
+        <w:rPr>
+          <w:b/>
+          <w:color w:val="2B6CB0"/>
+          <w:sz w:val="18"/>
+        </w:rPr>
+        <w:t>[Ans: N/A]</w:t>
+      </w:r>
+    </w:p>
+    <w:p>
+      <w:pPr>
+        <w:spacing w:after="120"/>
+      </w:pPr>
+    </w:p>
+    <w:p>
+      <w:pPr>
+        <w:pStyle w:val="Heading2"/>
+      </w:pPr>
+      <w:r>
+        <w:rPr>
+          <w:color w:val="2B6CB0"/>
+          <w:sz w:val="24"/>
+        </w:rPr>
+        <w:t>3.2 Carbohydrates: Monosaccharides, Disaccharides &amp; Glycosidic Linkages (High Yield — 8 PYQs)</w:t>
+      </w:r>
+    </w:p>
+    <w:p>
+      <w:r>
+        <w:rPr>
+          <w:b/>
+          <w:sz w:val="20"/>
+        </w:rPr>
+        <w:t xml:space="preserve">Core Principle: </w:t>
+      </w:r>
+      <w:r>
+        <w:rPr>
+          <w:sz w:val="20"/>
+        </w:rPr>
+        <w:t>Glucose: aldohexose, exists in α and β pyranose cyclic hemiacetal forms. Fructose: ketohexose, forms furanose ring. Disaccharides linked via oxide glycosidic bond: Sucrose (α-D-glucose + β-D-fructose, non-reducing sugar, hydrolysis produces 'invert sugar'); Maltose (two α-D-glucose units, reducing sugar); Lactose (β-D-galactose + β-D-glucose, reducing sugar). Starch is polymer of α-glucose (amylose + amylopectin); Cellulose is linear polymer of β-glucose.</w:t>
+      </w:r>
+    </w:p>
+    <w:tbl>
+      <w:tblPr>
+        <w:tblW w:type="auto" w:w="0"/>
+        <w:jc w:val="center"/>
+        <w:tblLook w:firstColumn="1" w:firstRow="1" w:lastColumn="0" w:lastRow="0" w:noHBand="0" w:noVBand="1" w:val="04A0"/>
+      </w:tblPr>
+      <w:tblGrid>
+        <w:gridCol w:w="10080"/>
+      </w:tblGrid>
+      <w:tr>
+        <w:tc>
+          <w:tcPr>
+            <w:tcW w:type="dxa" w:w="10080"/>
+            <w:shd w:fill="FFF5F5"/>
+            <w:tcMar>
+              <w:top w:w="100" w:type="dxa"/>
+              <w:bottom w:w="100" w:type="dxa"/>
+              <w:left w:w="150" w:type="dxa"/>
+              <w:right w:w="150" w:type="dxa"/>
+            </w:tcMar>
+          </w:tcPr>
+          <w:p>
+            <w:r>
+              <w:rPr>
+                <w:b/>
+                <w:color w:val="C53030"/>
+                <w:sz w:val="19"/>
+              </w:rPr>
+              <w:t xml:space="preserve">⚠️ Common Trap / JEE Pitfall: </w:t>
+            </w:r>
+            <w:r>
+              <w:rPr>
+                <w:color w:val="2D3748"/>
+                <w:sz w:val="19"/>
+              </w:rPr>
+              <w:t>Sucrose is dextrorotatory, but its hydrolysis product mixture is LEVOROTATORY because the levorotation of fructose (-92.4°) exceeds the dextrorotation of glucose (+52.5°) \implies Invert sugar.</w:t>
+            </w:r>
+          </w:p>
+        </w:tc>
+      </w:tr>
+    </w:tbl>
+    <w:tbl>
+      <w:tblPr>
+        <w:tblW w:type="auto" w:w="0"/>
+        <w:jc w:val="center"/>
+        <w:tblLook w:firstColumn="1" w:firstRow="1" w:lastColumn="0" w:lastRow="0" w:noHBand="0" w:noVBand="1" w:val="04A0"/>
+      </w:tblPr>
+      <w:tblGrid>
+        <w:gridCol w:w="10080"/>
+      </w:tblGrid>
+      <w:tr>
+        <w:tc>
+          <w:tcPr>
+            <w:tcW w:type="dxa" w:w="10080"/>
+            <w:shd w:fill="F0FFF4"/>
+            <w:tcMar>
+              <w:top w:w="100" w:type="dxa"/>
+              <w:bottom w:w="100" w:type="dxa"/>
+              <w:left w:w="150" w:type="dxa"/>
+              <w:right w:w="150" w:type="dxa"/>
+            </w:tcMar>
+          </w:tcPr>
+          <w:p>
+            <w:r>
+              <w:rPr>
+                <w:b/>
+                <w:color w:val="276749"/>
+                <w:sz w:val="19"/>
+              </w:rPr>
+              <w:t xml:space="preserve">💡 Speed Hack / Trick: </w:t>
+            </w:r>
+            <w:r>
+              <w:rPr>
+                <w:color w:val="2D3748"/>
+                <w:sz w:val="19"/>
+              </w:rPr>
+              <w:t>All monosaccharides (whether aldoses or ketoses) are REDUCING sugars and give positive Tollens' and Fehling's tests.</w:t>
             </w:r>
           </w:p>
         </w:tc>
@@ -667,13 +875,13 @@
           <w:b/>
           <w:sz w:val="18"/>
         </w:rPr>
-        <w:t xml:space="preserve">[2026 Shift] Q#3 (MCQ): </w:t>
+        <w:t xml:space="preserve">[2025 Shift] Q#2 (MCQ): </w:t>
       </w:r>
       <w:r>
         <w:rPr>
           <w:sz w:val="18"/>
         </w:rPr>
-        <w:t xml:space="preserve">"Match List-I with List-II List-I (Vitamins) List-II (Deficiency Diseases) (a) B_(1) (i) Convulsions (b) B_(2) (ii) RBC def..."  </w:t>
+        <w:t xml:space="preserve">"Which examples of carbohydrates exhibit α- link, ( α- glycosidic link) in their structure?..."  </w:t>
       </w:r>
       <w:r>
         <w:rPr>
@@ -694,221 +902,13 @@
           <w:b/>
           <w:sz w:val="18"/>
         </w:rPr>
-        <w:t xml:space="preserve">[2025 Shift] Q#2 (MCQ): </w:t>
+        <w:t xml:space="preserve">[2025 Shift] Q#4 (MCQ): </w:t>
       </w:r>
       <w:r>
         <w:rPr>
           <w:sz w:val="18"/>
         </w:rPr>
-        <w:t xml:space="preserve">"Which examples of carbohydrates exhibit α- link, ( α- glycosidic link) in their structure?..."  </w:t>
-      </w:r>
-      <w:r>
-        <w:rPr>
-          <w:b/>
-          <w:color w:val="2B6CB0"/>
-          <w:sz w:val="18"/>
-        </w:rPr>
-        <w:t>[Ans: N/A]</w:t>
-      </w:r>
-    </w:p>
-    <w:p>
-      <w:pPr>
-        <w:spacing w:after="120"/>
-      </w:pPr>
-    </w:p>
-    <w:p>
-      <w:pPr>
-        <w:pStyle w:val="Heading2"/>
-      </w:pPr>
-      <w:r>
-        <w:rPr>
-          <w:color w:val="2B6CB0"/>
-          <w:sz w:val="24"/>
-        </w:rPr>
-        <w:t>3.2 Amino Acids, Peptide Bonds &amp; Nucleic Acids (High Yield — 11 PYQs)</w:t>
-      </w:r>
-    </w:p>
-    <w:p>
-      <w:r>
-        <w:rPr>
-          <w:b/>
-          <w:sz w:val="20"/>
-        </w:rPr>
-        <w:t xml:space="preserve">Core Principle: </w:t>
-      </w:r>
-      <w:r>
-        <w:rPr>
-          <w:sz w:val="20"/>
-        </w:rPr>
-        <w:t>Essential amino acids, zwitterionic dipolar character, protein denaturation, double-helix structure of DNA, and hydrogen-bonded base pairs.</w:t>
-      </w:r>
-    </w:p>
-    <w:tbl>
-      <w:tblPr>
-        <w:tblW w:type="auto" w:w="0"/>
-        <w:jc w:val="center"/>
-        <w:tblLook w:firstColumn="1" w:firstRow="1" w:lastColumn="0" w:lastRow="0" w:noHBand="0" w:noVBand="1" w:val="04A0"/>
-      </w:tblPr>
-      <w:tblGrid>
-        <w:gridCol w:w="10080"/>
-      </w:tblGrid>
-      <w:tr>
-        <w:tc>
-          <w:tcPr>
-            <w:tcW w:type="dxa" w:w="10080"/>
-            <w:shd w:fill="FFF5F5"/>
-            <w:tcMar>
-              <w:top w:w="100" w:type="dxa"/>
-              <w:bottom w:w="100" w:type="dxa"/>
-              <w:left w:w="150" w:type="dxa"/>
-              <w:right w:w="150" w:type="dxa"/>
-            </w:tcMar>
-          </w:tcPr>
-          <w:p>
-            <w:r>
-              <w:rPr>
-                <w:b/>
-                <w:color w:val="C53030"/>
-                <w:sz w:val="19"/>
-              </w:rPr>
-              <w:t xml:space="preserve">⚠️ Common Trap / JEE Pitfall: </w:t>
-            </w:r>
-            <w:r>
-              <w:rPr>
-                <w:color w:val="2D3748"/>
-                <w:sz w:val="19"/>
-              </w:rPr>
-              <w:t>Denaturation destroys secondary, tertiary, and quaternary protein structures, but leaves the primary sequence (peptide bonds) INTACT.</w:t>
-            </w:r>
-          </w:p>
-        </w:tc>
-      </w:tr>
-    </w:tbl>
-    <w:tbl>
-      <w:tblPr>
-        <w:tblW w:type="auto" w:w="0"/>
-        <w:jc w:val="center"/>
-        <w:tblLook w:firstColumn="1" w:firstRow="1" w:lastColumn="0" w:lastRow="0" w:noHBand="0" w:noVBand="1" w:val="04A0"/>
-      </w:tblPr>
-      <w:tblGrid>
-        <w:gridCol w:w="10080"/>
-      </w:tblGrid>
-      <w:tr>
-        <w:tc>
-          <w:tcPr>
-            <w:tcW w:type="dxa" w:w="10080"/>
-            <w:shd w:fill="F0FFF4"/>
-            <w:tcMar>
-              <w:top w:w="100" w:type="dxa"/>
-              <w:bottom w:w="100" w:type="dxa"/>
-              <w:left w:w="150" w:type="dxa"/>
-              <w:right w:w="150" w:type="dxa"/>
-            </w:tcMar>
-          </w:tcPr>
-          <w:p>
-            <w:r>
-              <w:rPr>
-                <w:b/>
-                <w:color w:val="276749"/>
-                <w:sz w:val="19"/>
-              </w:rPr>
-              <w:t xml:space="preserve">💡 Speed Hack / Trick: </w:t>
-            </w:r>
-            <w:r>
-              <w:rPr>
-                <w:color w:val="2D3748"/>
-                <w:sz w:val="19"/>
-              </w:rPr>
-              <w:t>All naturally occurring α-amino acids are optically active EXCEPT Glycine (H_2N-CH_2-COOH), which is achiral.</w:t>
-            </w:r>
-          </w:p>
-        </w:tc>
-      </w:tr>
-    </w:tbl>
-    <w:p>
-      <w:pPr>
-        <w:spacing w:before="120" w:after="40"/>
-      </w:pPr>
-      <w:r>
-        <w:rPr>
-          <w:b/>
-          <w:color w:val="1A365D"/>
-          <w:sz w:val="19"/>
-        </w:rPr>
-        <w:t>Source PYQs testing this concept:</w:t>
-      </w:r>
-    </w:p>
-    <w:p>
-      <w:pPr>
-        <w:pStyle w:val="ListBullet"/>
-        <w:spacing w:after="40"/>
-      </w:pPr>
-      <w:r>
-        <w:rPr>
-          <w:b/>
-          <w:sz w:val="18"/>
-        </w:rPr>
-        <w:t xml:space="preserve">[2026 Shift] Q#1 (MCQ): </w:t>
-      </w:r>
-      <w:r>
-        <w:rPr>
-          <w:sz w:val="18"/>
-        </w:rPr>
-        <w:t xml:space="preserve">"Incorrect statement about α -amino acids of proteins among the following is..."  </w:t>
-      </w:r>
-      <w:r>
-        <w:rPr>
-          <w:b/>
-          <w:color w:val="2B6CB0"/>
-          <w:sz w:val="18"/>
-        </w:rPr>
-        <w:t>[Ans: N/A]</w:t>
-      </w:r>
-    </w:p>
-    <w:p>
-      <w:pPr>
-        <w:pStyle w:val="ListBullet"/>
-        <w:spacing w:after="40"/>
-      </w:pPr>
-      <w:r>
-        <w:rPr>
-          <w:b/>
-          <w:sz w:val="18"/>
-        </w:rPr>
-        <w:t xml:space="preserve">[2025 Shift] Q#1 (MCQ): </w:t>
-      </w:r>
-      <w:r>
-        <w:rPr>
-          <w:sz w:val="18"/>
-        </w:rPr>
-        <w:t xml:space="preserve">"The correct sequence of α -amino acids, hormone, vitamin, carbohydrates respectively is..."  </w:t>
-      </w:r>
-      <w:r>
-        <w:rPr>
-          <w:b/>
-          <w:color w:val="2B6CB0"/>
-          <w:sz w:val="18"/>
-        </w:rPr>
-        <w:t>[Ans: N/A]</w:t>
-      </w:r>
-    </w:p>
-    <w:p>
-      <w:pPr>
-        <w:pStyle w:val="ListBullet"/>
-        <w:spacing w:after="40"/>
-      </w:pPr>
-      <w:r>
-        <w:rPr>
-          <w:b/>
-          <w:sz w:val="18"/>
-        </w:rPr>
-        <w:t xml:space="preserve">[2024 Shift] Q#3 (MCQ): </w:t>
-      </w:r>
-      <w:r>
-        <w:rPr>
-          <w:sz w:val="18"/>
-        </w:rPr>
-        <w:t xml:space="preserve">"The type of linkage present between nucleotides is..."  </w:t>
+        <w:t xml:space="preserve">"Match List-I with List-II for the following reaction pattern Glucose vec(→ ≤ ftarrow) Product $\longright..."  </w:t>
       </w:r>
       <w:r>
         <w:rPr>
